--- a/docs/downloads/ernst-august-bremicker/doc_0118.docx
+++ b/docs/downloads/ernst-august-bremicker/doc_0118.docx
@@ -1,597 +1,281 @@
 
 <file path=word/document.xml><?xml version="1.0" encoding="utf-8"?>
-<w:document xmlns:wpc="http://schemas.microsoft.com/office/word/2010/wordprocessingCanvas" xmlns:cx="http://schemas.microsoft.com/office/drawing/2014/chartex" xmlns:cx1="http://schemas.microsoft.com/office/drawing/2015/9/8/chartex" xmlns:cx2="http://schemas.microsoft.com/office/drawing/2015/10/21/chartex" xmlns:cx3="http://schemas.microsoft.com/office/drawing/2016/5/9/chartex" xmlns:cx4="http://schemas.microsoft.com/office/drawing/2016/5/10/chartex" xmlns:cx5="http://schemas.microsoft.com/office/drawing/2016/5/11/chartex" xmlns:cx6="http://schemas.microsoft.com/office/drawing/2016/5/12/chartex" xmlns:cx7="http://schemas.microsoft.com/office/drawing/2016/5/13/chartex" xmlns:cx8="http://schemas.microsoft.com/office/drawing/2016/5/14/chartex" xmlns:mc="http://schemas.openxmlformats.org/markup-compatibility/2006" xmlns:aink="http://schemas.microsoft.com/office/drawing/2016/ink" xmlns:am3d="http://schemas.microsoft.com/office/drawing/2017/model3d" xmlns:o="urn:schemas-microsoft-com:office:office" xmlns:r="http://schemas.openxmlformats.org/officeDocument/2006/relationships" xmlns:m="http://schemas.openxmlformats.org/officeDocument/2006/math" xmlns:v="urn:schemas-microsoft-com:vml" xmlns:wp14="http://schemas.microsoft.com/office/word/2010/wordprocessingDrawing" xmlns:wp="http://schemas.openxmlformats.org/drawingml/2006/wordprocessingDrawing" xmlns:w10="urn:schemas-microsoft-com:office:word" xmlns:w="http://schemas.openxmlformats.org/wordprocessingml/2006/main" xmlns:w14="http://schemas.microsoft.com/office/word/2010/wordml" xmlns:w15="http://schemas.microsoft.com/office/word/2012/wordml" xmlns:w16cex="http://schemas.microsoft.com/office/word/2018/wordml/cex" xmlns:w16cid="http://schemas.microsoft.com/office/word/2016/wordml/cid" xmlns:w16="http://schemas.microsoft.com/office/word/2018/wordml" xmlns:w16se="http://schemas.microsoft.com/office/word/2015/wordml/symex" xmlns:wpg="http://schemas.microsoft.com/office/word/2010/wordprocessingGroup" xmlns:wpi="http://schemas.microsoft.com/office/word/2010/wordprocessingInk" xmlns:wne="http://schemas.microsoft.com/office/word/2006/wordml" xmlns:wps="http://schemas.microsoft.com/office/word/2010/wordprocessingShape" mc:Ignorable="w14 w15 w16se w16cid w16 w16cex wp14">
+<w:document xmlns:wpc="http://schemas.microsoft.com/office/word/2010/wordprocessingCanvas" xmlns:cx="http://schemas.microsoft.com/office/drawing/2014/chartex" xmlns:cx1="http://schemas.microsoft.com/office/drawing/2015/9/8/chartex" xmlns:cx2="http://schemas.microsoft.com/office/drawing/2015/10/21/chartex" xmlns:cx3="http://schemas.microsoft.com/office/drawing/2016/5/9/chartex" xmlns:cx4="http://schemas.microsoft.com/office/drawing/2016/5/10/chartex" xmlns:cx5="http://schemas.microsoft.com/office/drawing/2016/5/11/chartex" xmlns:cx6="http://schemas.microsoft.com/office/drawing/2016/5/12/chartex" xmlns:cx7="http://schemas.microsoft.com/office/drawing/2016/5/13/chartex" xmlns:cx8="http://schemas.microsoft.com/office/drawing/2016/5/14/chartex" xmlns:mc="http://schemas.openxmlformats.org/markup-compatibility/2006" xmlns:aink="http://schemas.microsoft.com/office/drawing/2016/ink" xmlns:am3d="http://schemas.microsoft.com/office/drawing/2017/model3d" xmlns:o="urn:schemas-microsoft-com:office:office" xmlns:oel="http://schemas.microsoft.com/office/2019/extlst" xmlns:r="http://schemas.openxmlformats.org/officeDocument/2006/relationships" xmlns:m="http://schemas.openxmlformats.org/officeDocument/2006/math" xmlns:v="urn:schemas-microsoft-com:vml" xmlns:wp14="http://schemas.microsoft.com/office/word/2010/wordprocessingDrawing" xmlns:wp="http://schemas.openxmlformats.org/drawingml/2006/wordprocessingDrawing" xmlns:w10="urn:schemas-microsoft-com:office:word" xmlns:w="http://schemas.openxmlformats.org/wordprocessingml/2006/main" xmlns:w14="http://schemas.microsoft.com/office/word/2010/wordml" xmlns:w15="http://schemas.microsoft.com/office/word/2012/wordml" xmlns:w16cex="http://schemas.microsoft.com/office/word/2018/wordml/cex" xmlns:w16cid="http://schemas.microsoft.com/office/word/2016/wordml/cid" xmlns:w16="http://schemas.microsoft.com/office/word/2018/wordml" xmlns:w16sdtdh="http://schemas.microsoft.com/office/word/2020/wordml/sdtdatahash" xmlns:w16se="http://schemas.microsoft.com/office/word/2015/wordml/symex" xmlns:wpg="http://schemas.microsoft.com/office/word/2010/wordprocessingGroup" xmlns:wpi="http://schemas.microsoft.com/office/word/2010/wordprocessingInk" xmlns:wne="http://schemas.microsoft.com/office/word/2006/wordml" xmlns:wps="http://schemas.microsoft.com/office/word/2010/wordprocessingShape" mc:Ignorable="w14 w15 w16se w16cid w16 w16cex w16sdtdh wp14">
   <w:body>
     <w:p>
       <w:pPr>
-        <w:jc w:val="both"/>
-        <w:rPr>
-          <w:rFonts w:ascii="Sakkal Majalla" w:hAnsi="Sakkal Majalla" w:cs="Sakkal Majalla"/>
-          <w:sz w:val="28"/>
-          <w:szCs w:val="28"/>
-          <w:rtl/>
-          <w:lang w:bidi="ar-AE"/>
+        <w:rPr>
+          <w:rtl/>
+          <w:lang w:bidi="ar-SA"/>
         </w:rPr>
       </w:pPr>
-      <w:r>
-        <w:rPr>
-          <w:rFonts w:ascii="Sakkal Majalla" w:hAnsi="Sakkal Majalla" w:cs="Sakkal Majalla"/>
-          <w:sz w:val="28"/>
-          <w:szCs w:val="28"/>
-          <w:rtl/>
-          <w:lang w:bidi="ar-AE"/>
-        </w:rPr>
-        <w:fldChar w:fldCharType="begin"/>
-      </w:r>
-      <w:r>
-        <w:rPr>
-          <w:rFonts w:ascii="Sakkal Majalla" w:hAnsi="Sakkal Majalla" w:cs="Sakkal Majalla"/>
-          <w:sz w:val="28"/>
-          <w:szCs w:val="28"/>
-          <w:rtl/>
-          <w:lang w:bidi="ar-AE"/>
-        </w:rPr>
-        <w:instrText xml:space="preserve"> </w:instrText>
-      </w:r>
-      <w:r>
-        <w:rPr>
-          <w:rFonts w:ascii="Sakkal Majalla" w:hAnsi="Sakkal Majalla" w:cs="Sakkal Majalla"/>
-          <w:sz w:val="28"/>
-          <w:szCs w:val="28"/>
-          <w:lang w:bidi="ar-AE"/>
-        </w:rPr>
-        <w:instrText>HYPERLINK</w:instrText>
-      </w:r>
-      <w:r>
-        <w:rPr>
-          <w:rFonts w:ascii="Sakkal Majalla" w:hAnsi="Sakkal Majalla" w:cs="Sakkal Majalla"/>
-          <w:sz w:val="28"/>
-          <w:szCs w:val="28"/>
-          <w:rtl/>
-          <w:lang w:bidi="ar-AE"/>
-        </w:rPr>
-        <w:instrText xml:space="preserve"> "</w:instrText>
-      </w:r>
-      <w:r>
-        <w:rPr>
-          <w:rFonts w:ascii="Sakkal Majalla" w:hAnsi="Sakkal Majalla" w:cs="Sakkal Majalla"/>
-          <w:sz w:val="28"/>
-          <w:szCs w:val="28"/>
-          <w:lang w:bidi="ar-AE"/>
-        </w:rPr>
-        <w:instrText>https://www.bibelkommentare.de/kommentare/592/die-wirksamkeit-des-wortes-gottes</w:instrText>
-      </w:r>
-      <w:r>
-        <w:rPr>
-          <w:rFonts w:ascii="Sakkal Majalla" w:hAnsi="Sakkal Majalla" w:cs="Sakkal Majalla"/>
-          <w:sz w:val="28"/>
-          <w:szCs w:val="28"/>
-          <w:rtl/>
-          <w:lang w:bidi="ar-AE"/>
-        </w:rPr>
-        <w:instrText xml:space="preserve">" </w:instrText>
-      </w:r>
-      <w:r>
-        <w:rPr>
-          <w:rFonts w:ascii="Sakkal Majalla" w:hAnsi="Sakkal Majalla" w:cs="Sakkal Majalla"/>
-          <w:sz w:val="28"/>
-          <w:szCs w:val="28"/>
-          <w:rtl/>
-          <w:lang w:bidi="ar-AE"/>
-        </w:rPr>
-        <w:fldChar w:fldCharType="separate"/>
-      </w:r>
-      <w:r>
-        <w:rPr>
-          <w:rStyle w:val="Hyperlink"/>
-          <w:rFonts w:ascii="Sakkal Majalla" w:hAnsi="Sakkal Majalla" w:cs="Sakkal Majalla" w:hint="cs"/>
-          <w:sz w:val="28"/>
-          <w:szCs w:val="28"/>
-          <w:rtl/>
-          <w:lang w:bidi="ar-AE"/>
-        </w:rPr>
-        <w:t>عمل</w:t>
-      </w:r>
-      <w:r>
-        <w:rPr>
-          <w:rStyle w:val="Hyperlink"/>
-          <w:rFonts w:ascii="Sakkal Majalla" w:hAnsi="Sakkal Majalla" w:cs="Sakkal Majalla"/>
-          <w:sz w:val="28"/>
-          <w:szCs w:val="28"/>
-          <w:rtl/>
-          <w:lang w:bidi="ar-AE"/>
-        </w:rPr>
-        <w:t xml:space="preserve"> </w:t>
-      </w:r>
-      <w:r>
-        <w:rPr>
-          <w:rStyle w:val="Hyperlink"/>
-          <w:rFonts w:ascii="Sakkal Majalla" w:hAnsi="Sakkal Majalla" w:cs="Sakkal Majalla" w:hint="cs"/>
-          <w:sz w:val="28"/>
-          <w:szCs w:val="28"/>
-          <w:rtl/>
-          <w:lang w:bidi="ar-AE"/>
-        </w:rPr>
-        <w:t>كلمة</w:t>
-      </w:r>
-      <w:r>
-        <w:rPr>
-          <w:rStyle w:val="Hyperlink"/>
-          <w:rFonts w:ascii="Sakkal Majalla" w:hAnsi="Sakkal Majalla" w:cs="Sakkal Majalla"/>
-          <w:sz w:val="28"/>
-          <w:szCs w:val="28"/>
-          <w:rtl/>
-          <w:lang w:bidi="ar-AE"/>
-        </w:rPr>
-        <w:t xml:space="preserve"> </w:t>
-      </w:r>
-      <w:r>
-        <w:rPr>
-          <w:rStyle w:val="Hyperlink"/>
-          <w:rFonts w:ascii="Sakkal Majalla" w:hAnsi="Sakkal Majalla" w:cs="Sakkal Majalla" w:hint="cs"/>
-          <w:sz w:val="28"/>
-          <w:szCs w:val="28"/>
-          <w:rtl/>
-          <w:lang w:bidi="ar-AE"/>
-        </w:rPr>
-        <w:t>الله</w:t>
-      </w:r>
-      <w:r>
-        <w:rPr>
-          <w:rFonts w:ascii="Sakkal Majalla" w:hAnsi="Sakkal Majalla" w:cs="Sakkal Majalla"/>
-          <w:sz w:val="28"/>
-          <w:szCs w:val="28"/>
-          <w:rtl/>
-          <w:lang w:bidi="ar-AE"/>
-        </w:rPr>
-        <w:fldChar w:fldCharType="end"/>
-      </w:r>
+      <w:hyperlink r:id="rId4" w:history="1">
+        <w:r>
+          <w:rPr>
+            <w:rStyle w:val="Hyperlink"/>
+            <w:rtl/>
+            <w:lang w:bidi="ar-SA"/>
+          </w:rPr>
+          <w:t>في حقل بوعز</w:t>
+        </w:r>
+      </w:hyperlink>
     </w:p>
     <w:p>
       <w:pPr>
-        <w:jc w:val="both"/>
-        <w:rPr>
-          <w:rFonts w:ascii="Sakkal Majalla" w:hAnsi="Sakkal Majalla" w:cs="Sakkal Majalla"/>
-          <w:sz w:val="28"/>
-          <w:szCs w:val="28"/>
-          <w:rtl/>
-          <w:lang w:bidi="ar-AE"/>
+        <w:bidi w:val="0"/>
+        <w:rPr>
+          <w:lang w:bidi="ar-SA"/>
         </w:rPr>
       </w:pPr>
       <w:r>
         <w:rPr>
-          <w:rFonts w:ascii="Sakkal Majalla" w:hAnsi="Sakkal Majalla" w:cs="Sakkal Majalla"/>
-          <w:sz w:val="28"/>
-          <w:szCs w:val="28"/>
-          <w:rtl/>
-          <w:lang w:bidi="ar-AE"/>
-        </w:rPr>
-        <w:t xml:space="preserve">إيرنست </w:t>
-      </w:r>
-      <w:proofErr w:type="spellStart"/>
-      <w:r>
-        <w:rPr>
-          <w:rFonts w:ascii="Sakkal Majalla" w:hAnsi="Sakkal Majalla" w:cs="Sakkal Majalla"/>
-          <w:sz w:val="28"/>
-          <w:szCs w:val="28"/>
-          <w:rtl/>
-          <w:lang w:bidi="ar-AE"/>
-        </w:rPr>
-        <w:t>أوغسط</w:t>
-      </w:r>
-      <w:proofErr w:type="spellEnd"/>
-      <w:r>
-        <w:rPr>
-          <w:rFonts w:ascii="Sakkal Majalla" w:hAnsi="Sakkal Majalla" w:cs="Sakkal Majalla"/>
-          <w:sz w:val="28"/>
-          <w:szCs w:val="28"/>
-          <w:rtl/>
-          <w:lang w:bidi="ar-AE"/>
-        </w:rPr>
-        <w:t xml:space="preserve"> </w:t>
-      </w:r>
-      <w:proofErr w:type="spellStart"/>
-      <w:r>
-        <w:rPr>
-          <w:rFonts w:ascii="Sakkal Majalla" w:hAnsi="Sakkal Majalla" w:cs="Sakkal Majalla"/>
-          <w:sz w:val="28"/>
-          <w:szCs w:val="28"/>
-          <w:rtl/>
-          <w:lang w:bidi="ar-AE"/>
-        </w:rPr>
-        <w:t>بريميكر</w:t>
-      </w:r>
-      <w:proofErr w:type="spellEnd"/>
+          <w:lang w:bidi="ar-SA"/>
+        </w:rPr>
+        <w:t>Ernst-August Bremicker</w:t>
+      </w:r>
     </w:p>
     <w:p>
       <w:pPr>
-        <w:jc w:val="both"/>
-        <w:rPr>
-          <w:rFonts w:ascii="Sakkal Majalla" w:hAnsi="Sakkal Majalla" w:cs="Sakkal Majalla"/>
-          <w:sz w:val="28"/>
-          <w:szCs w:val="28"/>
-          <w:rtl/>
-          <w:lang w:bidi="ar-AE"/>
+        <w:rPr>
+          <w:rtl/>
+          <w:lang w:bidi="ar-SA"/>
         </w:rPr>
       </w:pPr>
       <w:r>
         <w:rPr>
-          <w:rFonts w:ascii="Sakkal Majalla" w:hAnsi="Sakkal Majalla" w:cs="Sakkal Majalla" w:hint="cs"/>
-          <w:sz w:val="28"/>
-          <w:szCs w:val="28"/>
-          <w:rtl/>
-          <w:lang w:bidi="ar-AE"/>
-        </w:rPr>
-        <w:t xml:space="preserve">إن كلمة الله بالنسبة للمسيحي ولحياته هامة لا غنى عنها. هذه الكلمة لم تعطنا فقط عند رجوعنا بالإيمان منشأ حياة جديد تمامًا ومضمون حياة جديدة، وإنما هي أيضًا خط إرشاد وتصحيح لحياتنا اليومية. إنها </w:t>
-      </w:r>
-      <w:r>
-        <w:rPr>
-          <w:rFonts w:ascii="Sakkal Majalla" w:hAnsi="Sakkal Majalla" w:cs="Sakkal Majalla" w:hint="cs"/>
-          <w:sz w:val="28"/>
-          <w:szCs w:val="28"/>
-          <w:rtl/>
-          <w:lang w:bidi="ar-AE"/>
-        </w:rPr>
-        <w:t>ال</w:t>
-      </w:r>
-      <w:r>
-        <w:rPr>
-          <w:rFonts w:ascii="Sakkal Majalla" w:hAnsi="Sakkal Majalla" w:cs="Sakkal Majalla" w:hint="cs"/>
-          <w:sz w:val="28"/>
-          <w:szCs w:val="28"/>
-          <w:rtl/>
-          <w:lang w:bidi="ar-AE"/>
-        </w:rPr>
-        <w:t>حق (يوحنا 17: 7). إنها النور للطريق الذي نسير فيه (مزمور 119: 105). إنها القوت الذي نحتاجه كل يوم (1. بطرس 2: 2). إنها السلاح الذي نحتاج إليه في المحاربة (أفسس 6: 17).</w:t>
+          <w:rFonts w:hint="cs"/>
+          <w:rtl/>
+          <w:lang w:bidi="ar-SA"/>
+        </w:rPr>
+        <w:t>أفكار مفيدة عمليًا في راعوث 2</w:t>
       </w:r>
     </w:p>
     <w:p>
       <w:pPr>
-        <w:jc w:val="both"/>
-        <w:rPr>
-          <w:rFonts w:ascii="Sakkal Majalla" w:hAnsi="Sakkal Majalla" w:cs="Sakkal Majalla"/>
-          <w:sz w:val="28"/>
-          <w:szCs w:val="28"/>
-          <w:rtl/>
-          <w:lang w:bidi="ar-AE"/>
+        <w:rPr>
+          <w:rtl/>
+          <w:lang w:bidi="ar-SA"/>
         </w:rPr>
       </w:pPr>
       <w:r>
         <w:rPr>
-          <w:rFonts w:ascii="Sakkal Majalla" w:hAnsi="Sakkal Majalla" w:cs="Sakkal Majalla" w:hint="cs"/>
-          <w:sz w:val="28"/>
-          <w:szCs w:val="28"/>
-          <w:rtl/>
-          <w:lang w:bidi="ar-AE"/>
-        </w:rPr>
-        <w:t xml:space="preserve">في هذا الإصدار الصغير نريد </w:t>
-      </w:r>
-      <w:r>
-        <w:rPr>
-          <w:rFonts w:ascii="Sakkal Majalla" w:hAnsi="Sakkal Majalla" w:cs="Sakkal Majalla" w:hint="cs"/>
-          <w:sz w:val="28"/>
-          <w:szCs w:val="28"/>
-          <w:rtl/>
-          <w:lang w:bidi="ar-AE"/>
-        </w:rPr>
-        <w:t>أن ننشغل بعددين معروفين نسبيًا من العهد الجديد وأن نحاول بأن نوضحهما ونفهمهما كما وأيضًا أن نطبقهما في حياتنا. فيهما بعض التداخلات في المضامين تُقبل عن يقين. في كلا الحالتين من المهم بأن نرى السياق أولاً الذي يكمنان فيه، قبل أن نستمر في توضيحهما وتطبيقهما.</w:t>
+          <w:rFonts w:hint="cs"/>
+          <w:rtl/>
+          <w:lang w:bidi="ar-SA"/>
+        </w:rPr>
+        <w:t>مقدمة</w:t>
       </w:r>
     </w:p>
     <w:p>
       <w:pPr>
-        <w:jc w:val="both"/>
-        <w:rPr>
-          <w:rFonts w:ascii="Sakkal Majalla" w:hAnsi="Sakkal Majalla" w:cs="Sakkal Majalla"/>
-          <w:sz w:val="28"/>
-          <w:szCs w:val="28"/>
-          <w:rtl/>
-          <w:lang w:bidi="ar-AE"/>
+        <w:rPr>
+          <w:rtl/>
+          <w:lang w:bidi="ar-SA"/>
         </w:rPr>
       </w:pPr>
       <w:r>
         <w:rPr>
-          <w:rFonts w:ascii="Sakkal Majalla" w:hAnsi="Sakkal Majalla" w:cs="Sakkal Majalla" w:hint="cs"/>
-          <w:sz w:val="28"/>
-          <w:szCs w:val="28"/>
-          <w:rtl/>
-          <w:lang w:bidi="ar-AE"/>
-        </w:rPr>
-        <w:t>القسم 1: كل الكتاب هو موحى به من الله</w:t>
+          <w:rFonts w:hint="cs"/>
+          <w:rtl/>
+          <w:lang w:bidi="ar-SA"/>
+        </w:rPr>
+        <w:t>سفر راعوث يُدخلنا في فترة زمنية مأساوية في تاريخ شعب إسرائيل. إصحاح 1: 1 يخبرنا بأنها كانت فترة قضى فيها قضاة شعب إسرائيل. هذه الفترة تميزت بالمبدأ، أن كل واحد في شعب الله عمل ما يحسن في عينيه (انظر قضاة 17: 6 و 21: 25). أمام هذه الخلفية تضيء علينا نعمة الله بنورها في هذا السفر القصير. إنها نعمة الله التي غيّرت نعمي، إنها النعمة المخلّصة، المبارِكة والتي تُدخل الراحة في نفس نعمي، المتغربة.</w:t>
       </w:r>
     </w:p>
     <w:p>
       <w:pPr>
-        <w:jc w:val="both"/>
-        <w:rPr>
-          <w:rFonts w:ascii="Sakkal Majalla" w:hAnsi="Sakkal Majalla" w:cs="Sakkal Majalla"/>
-          <w:sz w:val="28"/>
-          <w:szCs w:val="28"/>
-          <w:rtl/>
-          <w:lang w:bidi="ar-AE"/>
+        <w:rPr>
+          <w:rtl/>
+          <w:lang w:bidi="ar-SA"/>
         </w:rPr>
       </w:pPr>
       <w:r>
         <w:rPr>
-          <w:rFonts w:ascii="Sakkal Majalla" w:hAnsi="Sakkal Majalla" w:cs="Sakkal Majalla" w:hint="cs"/>
-          <w:sz w:val="28"/>
-          <w:szCs w:val="28"/>
-          <w:rtl/>
-          <w:lang w:bidi="ar-AE"/>
-        </w:rPr>
-        <w:t xml:space="preserve">(2. تيموثاوس 3: 16 </w:t>
-      </w:r>
-      <w:r>
-        <w:rPr>
-          <w:rFonts w:ascii="Sakkal Majalla" w:hAnsi="Sakkal Majalla" w:cs="Sakkal Majalla"/>
-          <w:sz w:val="28"/>
-          <w:szCs w:val="28"/>
-          <w:rtl/>
-          <w:lang w:bidi="ar-AE"/>
-        </w:rPr>
-        <w:t>–</w:t>
-      </w:r>
-      <w:r>
-        <w:rPr>
-          <w:rFonts w:ascii="Sakkal Majalla" w:hAnsi="Sakkal Majalla" w:cs="Sakkal Majalla" w:hint="cs"/>
-          <w:sz w:val="28"/>
-          <w:szCs w:val="28"/>
-          <w:rtl/>
-          <w:lang w:bidi="ar-AE"/>
-        </w:rPr>
-        <w:t xml:space="preserve"> 17).</w:t>
+          <w:rFonts w:hint="cs"/>
+          <w:rtl/>
+          <w:lang w:bidi="ar-SA"/>
+        </w:rPr>
+        <w:t>الإصحاح الثاني من السفر يرينا راعوث وهي في حقل بوعز حيث تباركت كثيرًا. إننا معًا سوف نتأمل بمعونة الرب قليلاً في هذا الإصحاح وسنركز نظرنا أولاً على التطبيق العملي لنا ولحياتنا كمسيحيين.</w:t>
       </w:r>
     </w:p>
     <w:p>
       <w:pPr>
-        <w:jc w:val="both"/>
-        <w:rPr>
-          <w:rFonts w:ascii="Sakkal Majalla" w:hAnsi="Sakkal Majalla" w:cs="Sakkal Majalla"/>
-          <w:sz w:val="28"/>
-          <w:szCs w:val="28"/>
-          <w:rtl/>
-          <w:lang w:bidi="ar-AE"/>
+        <w:rPr>
+          <w:rtl/>
+          <w:lang w:bidi="ar-SA"/>
         </w:rPr>
       </w:pPr>
       <w:r>
         <w:rPr>
-          <w:rFonts w:ascii="Sakkal Majalla" w:hAnsi="Sakkal Majalla" w:cs="Sakkal Majalla" w:hint="cs"/>
-          <w:sz w:val="28"/>
-          <w:szCs w:val="28"/>
-          <w:rtl/>
-          <w:lang w:bidi="ar-AE"/>
-        </w:rPr>
-        <w:t>1. السياق</w:t>
+          <w:rFonts w:hint="cs"/>
+          <w:rtl/>
+          <w:lang w:bidi="ar-SA"/>
+        </w:rPr>
+        <w:t>الخلفية التاريخية</w:t>
       </w:r>
     </w:p>
     <w:p>
       <w:pPr>
-        <w:jc w:val="both"/>
-        <w:rPr>
-          <w:rFonts w:ascii="Sakkal Majalla" w:hAnsi="Sakkal Majalla" w:cs="Sakkal Majalla"/>
-          <w:sz w:val="28"/>
-          <w:szCs w:val="28"/>
-          <w:rtl/>
-          <w:lang w:bidi="ar-AE"/>
+        <w:rPr>
+          <w:rtl/>
+          <w:lang w:bidi="ar-SA"/>
         </w:rPr>
       </w:pPr>
       <w:r>
         <w:rPr>
-          <w:rFonts w:ascii="Sakkal Majalla" w:hAnsi="Sakkal Majalla" w:cs="Sakkal Majalla" w:hint="cs"/>
-          <w:sz w:val="28"/>
-          <w:szCs w:val="28"/>
-          <w:rtl/>
-          <w:lang w:bidi="ar-AE"/>
-        </w:rPr>
-        <w:t xml:space="preserve">إن رسالة 2. تيموثاوس هي رسالة مشغولة بالزمن الأخير للاعتراف المسيحي على هذه الأرض. هي ترينا أولاً </w:t>
-      </w:r>
-      <w:r>
-        <w:rPr>
-          <w:rFonts w:ascii="Sakkal Majalla" w:hAnsi="Sakkal Majalla" w:cs="Sakkal Majalla"/>
-          <w:sz w:val="28"/>
-          <w:szCs w:val="28"/>
-          <w:rtl/>
-          <w:lang w:bidi="ar-AE"/>
-        </w:rPr>
-        <w:t>–</w:t>
-      </w:r>
-      <w:r>
-        <w:rPr>
-          <w:rFonts w:ascii="Sakkal Majalla" w:hAnsi="Sakkal Majalla" w:cs="Sakkal Majalla" w:hint="cs"/>
-          <w:sz w:val="28"/>
-          <w:szCs w:val="28"/>
-          <w:rtl/>
-          <w:lang w:bidi="ar-AE"/>
-        </w:rPr>
-        <w:t xml:space="preserve"> بنظر</w:t>
-      </w:r>
-      <w:r>
-        <w:rPr>
-          <w:rFonts w:ascii="Sakkal Majalla" w:hAnsi="Sakkal Majalla" w:cs="Sakkal Majalla" w:hint="cs"/>
-          <w:sz w:val="28"/>
-          <w:szCs w:val="28"/>
-          <w:rtl/>
-          <w:lang w:bidi="ar-AE"/>
-        </w:rPr>
-        <w:t xml:space="preserve">ة الكاتب حينذاك </w:t>
-      </w:r>
-      <w:r>
-        <w:rPr>
-          <w:rFonts w:ascii="Sakkal Majalla" w:hAnsi="Sakkal Majalla" w:cs="Sakkal Majalla"/>
-          <w:sz w:val="28"/>
-          <w:szCs w:val="28"/>
-          <w:rtl/>
-          <w:lang w:bidi="ar-AE"/>
-        </w:rPr>
-        <w:t>–</w:t>
-      </w:r>
-      <w:r>
-        <w:rPr>
-          <w:rFonts w:ascii="Sakkal Majalla" w:hAnsi="Sakkal Majalla" w:cs="Sakkal Majalla" w:hint="cs"/>
-          <w:sz w:val="28"/>
-          <w:szCs w:val="28"/>
-          <w:rtl/>
-          <w:lang w:bidi="ar-AE"/>
-        </w:rPr>
-        <w:t xml:space="preserve"> ما هو التغيير الذي سيطرأ على المسيحية. للأسف إنه لن يكون تغيير حسن. نحن لا نشك في أننا اليوم لا زلنا نعيش بالتحديد في زمن يصفه بولس في هذه الرسالة. بالتالي فالرسالة هي أولاً رسالة تحذير. ولكن ليس هذا فقط. إنها ثانيًا رسالة تشجعنا بأن نكون أمناء لإلهنا ولا نكل في خدمتنا له. ثالثًا يتكلم بولس في هذه الرسالة وبصورة متكررة عن المعونات المتاحة لنا في هذا الزمن. إحداها هي كلمة الله التي لا يحدث فيها أي تغيير، التي يقول عنها عددنا، </w:t>
-      </w:r>
-      <w:r>
-        <w:rPr>
-          <w:rFonts w:ascii="Sakkal Majalla" w:hAnsi="Sakkal Majalla" w:cs="Sakkal Majalla" w:hint="cs"/>
-          <w:sz w:val="28"/>
-          <w:szCs w:val="28"/>
-          <w:rtl/>
-          <w:lang w:bidi="ar-AE"/>
-        </w:rPr>
-        <w:t xml:space="preserve">بأنها </w:t>
-      </w:r>
-      <w:proofErr w:type="spellStart"/>
-      <w:r>
-        <w:rPr>
-          <w:rFonts w:ascii="Sakkal Majalla" w:hAnsi="Sakkal Majalla" w:cs="Sakkal Majalla" w:hint="cs"/>
-          <w:sz w:val="28"/>
-          <w:szCs w:val="28"/>
-          <w:rtl/>
-          <w:lang w:bidi="ar-AE"/>
-        </w:rPr>
-        <w:t>موحاة</w:t>
-      </w:r>
-      <w:proofErr w:type="spellEnd"/>
-      <w:r>
-        <w:rPr>
-          <w:rFonts w:ascii="Sakkal Majalla" w:hAnsi="Sakkal Majalla" w:cs="Sakkal Majalla" w:hint="cs"/>
-          <w:sz w:val="28"/>
-          <w:szCs w:val="28"/>
-          <w:rtl/>
-          <w:lang w:bidi="ar-AE"/>
-        </w:rPr>
-        <w:t xml:space="preserve"> من الله ولها تأثير ملموس في حياتنا.</w:t>
+          <w:rFonts w:hint="cs"/>
+          <w:rtl/>
+          <w:lang w:bidi="ar-SA"/>
+        </w:rPr>
+        <w:t>إن خلفية سفر راعوث التاريخية سيتعرّف عليها معظم قرائها. أليمالك ونعمي يتخذان قرارًا صعبًا كنتيجة لتركهما بلدهم بيت لحم</w:t>
+      </w:r>
+      <w:r>
+        <w:rPr>
+          <w:rFonts w:hint="cs"/>
+          <w:rtl/>
+          <w:lang w:bidi="ar-SA"/>
+        </w:rPr>
+        <w:t xml:space="preserve"> بسبب مجاعة. هما ذهبا إلى موآب على أمل أن يجدا لعائلتهما خبزًا. غير أن الطريق انتهى بكارثة. فلقد اختبرا واقع كلمات سليمان: "</w:t>
+      </w:r>
+      <w:r>
+        <w:rPr>
+          <w:rtl/>
+          <w:lang w:bidi="ar-SA"/>
+        </w:rPr>
+        <w:t>وجَدُ طَرِيقٌ تَظْهَرُ لِلإِنْسَانِ مُسْتَقِيمَةً وَعَاقِبَتُهَا طُرُقُ الْمَوْتِ.</w:t>
+      </w:r>
+      <w:r>
+        <w:rPr>
+          <w:rFonts w:hint="cs"/>
+          <w:rtl/>
+          <w:lang w:bidi="ar-SA"/>
+        </w:rPr>
+        <w:t>" (أمثال 16: 25). أليمالك وابناه الاثنان ماتوا في الغربة، ونعمي بقيت أرملة مع كنتيها راعوث وعُرفة.</w:t>
       </w:r>
     </w:p>
     <w:p>
       <w:pPr>
-        <w:jc w:val="both"/>
-        <w:rPr>
-          <w:rFonts w:ascii="Sakkal Majalla" w:hAnsi="Sakkal Majalla" w:cs="Sakkal Majalla"/>
-          <w:sz w:val="28"/>
-          <w:szCs w:val="28"/>
-          <w:rtl/>
-          <w:lang w:bidi="ar-AE"/>
+        <w:rPr>
+          <w:rtl/>
+          <w:lang w:bidi="ar-SA"/>
         </w:rPr>
       </w:pPr>
       <w:r>
         <w:rPr>
-          <w:rFonts w:ascii="Sakkal Majalla" w:hAnsi="Sakkal Majalla" w:cs="Sakkal Majalla" w:hint="cs"/>
-          <w:sz w:val="28"/>
-          <w:szCs w:val="28"/>
-          <w:rtl/>
-          <w:lang w:bidi="ar-AE"/>
-        </w:rPr>
-        <w:t>إن طابع زمننا اليوم هو أن الكثير من الناس لا زال لديهم شكلاً (خارجيًا) من التقوى والتي ينكرون قوتها (2. تيموثاوس 3: 5). هم يدّعون بما لا يتفق مع الواقع. من ضمن ذلك يجعلون من المصدر الإلهي لكلمة الله كما ومن تأثيره المغيّر للحياة شيئًا فشيئًا محطًا للشك إلى إنكاره تماماً. فإنهم يدرجون كلمة الله في مستوى كلمة بشر وبالتالي يفتحون الباب للنقد. وبنفس الوقت يسلبون الكلمة قوتها. بالنسبة لنا نحن المسيحيين من المهم بأن نتمسك بحقيقة وحي كلمة الله من دون أي تغيير فيها، كما ولا ننسى في ذلك أيضًا القوة التي تريد كلمة الله أن تطلقها في حياتها. وإلا لشابهنا جنديًا صحيح أنه يعرف سيفه وينظر إليه في كل مرة من جديد، من دون أن يتعلّم بأن يستعمله فعلاً. أو أننا نشابه كيميائيًا يحلّل كل أنواع الخبز ويصف مكوناته الواحد تلو الآخر، إلا أنه يموت في يوم من الأيام من الجوع، لأنه لم يأكل البتة من الخبز.</w:t>
+          <w:rFonts w:hint="cs"/>
+          <w:rtl/>
+          <w:lang w:bidi="ar-SA"/>
+        </w:rPr>
+        <w:t xml:space="preserve">من بعدها جاء الخبر من بلادهم، بأن الله أعطى شعبه خبزًا. فقامت نعمي عائدة وذهبتا كنتاها معها. ولكن في الطريق حصل انفصال. واحدة </w:t>
+      </w:r>
+      <w:r>
+        <w:rPr>
+          <w:rtl/>
+          <w:lang w:bidi="ar-SA"/>
+        </w:rPr>
+        <w:t>–</w:t>
+      </w:r>
+      <w:r>
+        <w:rPr>
+          <w:rFonts w:hint="cs"/>
+          <w:rtl/>
+          <w:lang w:bidi="ar-SA"/>
+        </w:rPr>
+        <w:t xml:space="preserve"> عُرفة </w:t>
+      </w:r>
+      <w:r>
+        <w:rPr>
+          <w:rtl/>
+          <w:lang w:bidi="ar-SA"/>
+        </w:rPr>
+        <w:t>–</w:t>
+      </w:r>
+      <w:r>
+        <w:rPr>
+          <w:rFonts w:hint="cs"/>
+          <w:rtl/>
+          <w:lang w:bidi="ar-SA"/>
+        </w:rPr>
+        <w:t xml:space="preserve"> عادت إلى موآب، والأخرى </w:t>
+      </w:r>
+      <w:r>
+        <w:rPr>
+          <w:rtl/>
+          <w:lang w:bidi="ar-SA"/>
+        </w:rPr>
+        <w:t>–</w:t>
+      </w:r>
+      <w:r>
+        <w:rPr>
+          <w:rFonts w:hint="cs"/>
+          <w:rtl/>
+          <w:lang w:bidi="ar-SA"/>
+        </w:rPr>
+        <w:t xml:space="preserve"> راعوث </w:t>
+      </w:r>
+      <w:r>
+        <w:rPr>
+          <w:rtl/>
+          <w:lang w:bidi="ar-SA"/>
+        </w:rPr>
+        <w:t>–</w:t>
+      </w:r>
+      <w:r>
+        <w:rPr>
+          <w:rFonts w:hint="cs"/>
+          <w:rtl/>
+          <w:lang w:bidi="ar-SA"/>
+        </w:rPr>
+        <w:t xml:space="preserve"> لم تتأثر بأي شيء حتى تترك حماتها. لقد عزمت وقررت، وهذا القرار لا يمكن أن يُختزل بأي أمر. هي ذهبت مع نعمي إلى بيت لحم.</w:t>
       </w:r>
     </w:p>
     <w:p>
       <w:pPr>
-        <w:jc w:val="both"/>
-        <w:rPr>
-          <w:rFonts w:ascii="Sakkal Majalla" w:hAnsi="Sakkal Majalla" w:cs="Sakkal Majalla"/>
-          <w:sz w:val="28"/>
-          <w:szCs w:val="28"/>
-          <w:rtl/>
-          <w:lang w:bidi="ar-AE"/>
+        <w:rPr>
+          <w:rFonts w:hint="cs"/>
+          <w:lang w:bidi="ar-SA"/>
         </w:rPr>
       </w:pPr>
       <w:r>
         <w:rPr>
-          <w:rFonts w:ascii="Sakkal Majalla" w:hAnsi="Sakkal Majalla" w:cs="Sakkal Majalla" w:hint="cs"/>
-          <w:sz w:val="28"/>
-          <w:szCs w:val="28"/>
-          <w:rtl/>
-          <w:lang w:bidi="ar-AE"/>
-        </w:rPr>
-        <w:t>2. كل الكتاب موحى من الله</w:t>
-      </w:r>
-    </w:p>
-    <w:p>
-      <w:pPr>
-        <w:jc w:val="both"/>
-        <w:rPr>
-          <w:rFonts w:ascii="Sakkal Majalla" w:hAnsi="Sakkal Majalla" w:cs="Sakkal Majalla"/>
-          <w:sz w:val="28"/>
-          <w:szCs w:val="28"/>
-          <w:rtl/>
-          <w:lang w:bidi="ar-AE"/>
-        </w:rPr>
-      </w:pPr>
-      <w:r>
-        <w:rPr>
-          <w:rFonts w:ascii="Sakkal Majalla" w:hAnsi="Sakkal Majalla" w:cs="Sakkal Majalla" w:hint="cs"/>
-          <w:sz w:val="28"/>
-          <w:szCs w:val="28"/>
-          <w:rtl/>
-          <w:lang w:bidi="ar-AE"/>
-        </w:rPr>
-        <w:t>2.1. كل الكتاب</w:t>
-      </w:r>
-    </w:p>
-    <w:p>
-      <w:pPr>
-        <w:jc w:val="both"/>
-        <w:rPr>
-          <w:rFonts w:ascii="Sakkal Majalla" w:hAnsi="Sakkal Majalla" w:cs="Sakkal Majalla"/>
-          <w:sz w:val="28"/>
-          <w:szCs w:val="28"/>
-          <w:rtl/>
-          <w:lang w:bidi="ar-AE"/>
-        </w:rPr>
-      </w:pPr>
-      <w:r>
-        <w:rPr>
-          <w:rFonts w:ascii="Sakkal Majalla" w:hAnsi="Sakkal Majalla" w:cs="Sakkal Majalla" w:hint="cs"/>
-          <w:sz w:val="28"/>
-          <w:szCs w:val="28"/>
-          <w:rtl/>
-          <w:lang w:bidi="ar-AE"/>
-        </w:rPr>
-        <w:lastRenderedPageBreak/>
-        <w:t xml:space="preserve">في العدد 15 ذكّر بولس تيموثاوس بأنه منذ طفوليته عرف "الكتب المقدسة". والمقصود بذلك العهد القديم، والذي كثيرًا ما يُسمّى في الكتاب المقدس "الكتاب" أو "الكتب". </w:t>
-      </w:r>
-    </w:p>
-    <w:p>
-      <w:pPr>
-        <w:jc w:val="both"/>
-        <w:rPr>
-          <w:rFonts w:ascii="Sakkal Majalla" w:hAnsi="Sakkal Majalla" w:cs="Sakkal Majalla"/>
-          <w:sz w:val="28"/>
-          <w:szCs w:val="28"/>
-          <w:lang w:val="de-DE" w:bidi="ar-AE"/>
-        </w:rPr>
-      </w:pPr>
-      <w:r>
-        <w:rPr>
-          <w:rFonts w:ascii="Sakkal Majalla" w:hAnsi="Sakkal Majalla" w:cs="Sakkal Majalla"/>
-          <w:sz w:val="28"/>
-          <w:szCs w:val="28"/>
-          <w:lang w:val="de-DE" w:bidi="ar-AE"/>
-        </w:rPr>
-        <w:t>Viele Zitate aus dem Alten Testament werden im Neuen mit diesem Hinweis auf die „Schrift“ bzw</w:t>
-      </w:r>
-      <w:r>
-        <w:rPr>
-          <w:rFonts w:ascii="Sakkal Majalla" w:hAnsi="Sakkal Majalla" w:cs="Sakkal Majalla"/>
-          <w:sz w:val="28"/>
-          <w:szCs w:val="28"/>
-          <w:rtl/>
-          <w:lang w:bidi="ar-AE"/>
-        </w:rPr>
-        <w:t>.</w:t>
+          <w:rFonts w:hint="cs"/>
+          <w:rtl/>
+          <w:lang w:bidi="ar-SA"/>
+        </w:rPr>
+        <w:t>وعند وصولهما قامت راعوث لتجمع سنابل القمح، حتى تعيل بذلك نفسها ونعمي معها. وصُدفة وقع نصيبها في حقل بوعز، حيث ليس فقط أنها اختبرت نعمة بوعز</w:t>
+      </w:r>
+      <w:r>
+        <w:rPr>
+          <w:rFonts w:hint="cs"/>
+          <w:rtl/>
+          <w:lang w:bidi="ar-SA"/>
+        </w:rPr>
+        <w:t xml:space="preserve"> الذي باركها كثيرًا، وإنما حيث تعرفت على وأحبت مُعطي البركة شخصيًا. وقد اتضح بأن بوعز هو قرابة زوج راعوث الذي مات وبالتالي كان هو في مشهد حل </w:t>
+      </w:r>
+      <w:hyperlink r:id="rId5" w:anchor=":~:text=Nachdem%20ein%20zweiter%20L%C3%B6ser%2C%20der%20noch%20n%C3%A4her%20verwandt%20war%2C%20sein%20L%C3%B6sungsrecht%20an%20Boas%20abtritt%2C" w:history="1">
+        <w:r>
+          <w:rPr>
+            <w:rStyle w:val="Hyperlink"/>
+            <w:rFonts w:hint="cs"/>
+            <w:rtl/>
+            <w:lang w:bidi="ar-SA"/>
+          </w:rPr>
+          <w:t>مسألتها</w:t>
+        </w:r>
+      </w:hyperlink>
+      <w:r>
+        <w:rPr>
+          <w:rFonts w:hint="cs"/>
+          <w:rtl/>
+          <w:lang w:bidi="ar-SA"/>
+        </w:rPr>
+        <w:t xml:space="preserve">. </w:t>
       </w:r>
     </w:p>
     <w:sectPr>
-      <w:pgSz w:w="11906" w:h="16838"/>
-      <w:pgMar w:top="1440" w:right="1800" w:bottom="1440" w:left="1800" w:header="708" w:footer="708" w:gutter="0"/>
-      <w:cols w:space="708"/>
-      <w:bidi/>
-      <w:rtlGutter/>
+      <w:pgSz w:w="12240" w:h="15840"/>
+      <w:pgMar w:top="1440" w:right="1800" w:bottom="1440" w:left="1800" w:header="720" w:footer="720" w:gutter="0"/>
+      <w:cols w:space="720"/>
       <w:docGrid w:linePitch="360"/>
     </w:sectPr>
   </w:body>
@@ -599,19 +283,23 @@
 </file>
 
 <file path=word/styles.xml><?xml version="1.0" encoding="utf-8"?>
-<w:styles xmlns:mc="http://schemas.openxmlformats.org/markup-compatibility/2006" xmlns:r="http://schemas.openxmlformats.org/officeDocument/2006/relationships" xmlns:w="http://schemas.openxmlformats.org/wordprocessingml/2006/main" xmlns:w14="http://schemas.microsoft.com/office/word/2010/wordml" xmlns:w15="http://schemas.microsoft.com/office/word/2012/wordml" xmlns:w16cex="http://schemas.microsoft.com/office/word/2018/wordml/cex" xmlns:w16cid="http://schemas.microsoft.com/office/word/2016/wordml/cid" xmlns:w16="http://schemas.microsoft.com/office/word/2018/wordml" xmlns:w16se="http://schemas.microsoft.com/office/word/2015/wordml/symex" mc:Ignorable="w14 w15 w16se w16cid w16 w16cex">
+<w:styles xmlns:mc="http://schemas.openxmlformats.org/markup-compatibility/2006" xmlns:r="http://schemas.openxmlformats.org/officeDocument/2006/relationships" xmlns:w="http://schemas.openxmlformats.org/wordprocessingml/2006/main" xmlns:w14="http://schemas.microsoft.com/office/word/2010/wordml" xmlns:w15="http://schemas.microsoft.com/office/word/2012/wordml" xmlns:w16cex="http://schemas.microsoft.com/office/word/2018/wordml/cex" xmlns:w16cid="http://schemas.microsoft.com/office/word/2016/wordml/cid" xmlns:w16="http://schemas.microsoft.com/office/word/2018/wordml" xmlns:w16sdtdh="http://schemas.microsoft.com/office/word/2020/wordml/sdtdatahash" xmlns:w16se="http://schemas.microsoft.com/office/word/2015/wordml/symex" mc:Ignorable="w14 w15 w16se w16cid w16 w16cex w16sdtdh">
   <w:docDefaults>
     <w:rPrDefault>
       <w:rPr>
-        <w:rFonts w:asciiTheme="minorHAnsi" w:eastAsiaTheme="minorHAnsi" w:hAnsiTheme="minorHAnsi" w:cstheme="minorBidi"/>
-        <w:sz w:val="22"/>
-        <w:szCs w:val="22"/>
-        <w:lang w:val="en-US" w:eastAsia="en-US" w:bidi="ar-SA"/>
+        <w:rFonts w:ascii="Sakkal Majalla" w:eastAsiaTheme="minorHAnsi" w:hAnsi="Sakkal Majalla" w:cs="Sakkal Majalla"/>
+        <w:kern w:val="2"/>
+        <w:sz w:val="28"/>
+        <w:szCs w:val="28"/>
+        <w:lang w:val="en-US" w:eastAsia="en-US" w:bidi="he-IL"/>
+        <w14:ligatures w14:val="standardContextual"/>
       </w:rPr>
     </w:rPrDefault>
     <w:pPrDefault>
       <w:pPr>
+        <w:bidi/>
         <w:spacing w:after="160" w:line="259" w:lineRule="auto"/>
+        <w:jc w:val="both"/>
       </w:pPr>
     </w:pPrDefault>
   </w:docDefaults>
@@ -996,10 +684,8 @@
   <w:style w:type="paragraph" w:default="1" w:styleId="Normal">
     <w:name w:val="Normal"/>
     <w:qFormat/>
-    <w:pPr>
-      <w:bidi/>
-    </w:pPr>
     <w:rPr>
+      <w:noProof/>
       <w:lang w:bidi="ar-EG"/>
     </w:rPr>
   </w:style>
@@ -1035,7 +721,7 @@
     <w:basedOn w:val="DefaultParagraphFont"/>
     <w:uiPriority w:val="99"/>
     <w:unhideWhenUsed/>
-    <w:rsid w:val="00922B93"/>
+    <w:rsid w:val="00D92C7E"/>
     <w:rPr>
       <w:color w:val="0563C1" w:themeColor="hyperlink"/>
       <w:u w:val="single"/>
@@ -1047,22 +733,10 @@
     <w:uiPriority w:val="99"/>
     <w:semiHidden/>
     <w:unhideWhenUsed/>
-    <w:rsid w:val="00922B93"/>
+    <w:rsid w:val="00D92C7E"/>
     <w:rPr>
       <w:color w:val="605E5C"/>
       <w:shd w:val="clear" w:color="auto" w:fill="E1DFDD"/>
-    </w:rPr>
-  </w:style>
-  <w:style w:type="character" w:styleId="FollowedHyperlink">
-    <w:name w:val="FollowedHyperlink"/>
-    <w:basedOn w:val="DefaultParagraphFont"/>
-    <w:uiPriority w:val="99"/>
-    <w:semiHidden/>
-    <w:unhideWhenUsed/>
-    <w:rsid w:val="001677D3"/>
-    <w:rPr>
-      <w:color w:val="954F72" w:themeColor="followedHyperlink"/>
-      <w:u w:val="single"/>
     </w:rPr>
   </w:style>
 </w:styles>
